--- a/pr-preview/pr-373/estimator-properties-handout.docx
+++ b/pr-preview/pr-373/estimator-properties-handout.docx
@@ -15,7 +15,7 @@
         <w:pStyle w:val="Date"/>
       </w:pPr>
       <w:r>
-        <w:t xml:space="preserve">Last modified: 2026-10-19 02:32:24 (PDT)</w:t>
+        <w:t xml:space="preserve">Last modified: 2026-10-19 03:23:45 (PDT)</w:t>
       </w:r>
     </w:p>
     <w:p>

--- a/pr-preview/pr-373/estimator-properties-handout.docx
+++ b/pr-preview/pr-373/estimator-properties-handout.docx
@@ -15,7 +15,7 @@
         <w:pStyle w:val="Date"/>
       </w:pPr>
       <w:r>
-        <w:t xml:space="preserve">Last modified: 2026-10-19 03:23:45 (PDT)</w:t>
+        <w:t xml:space="preserve">Last modified: 2026-10-19 04:10:08 (PDT)</w:t>
       </w:r>
     </w:p>
     <w:p>
@@ -7142,14 +7142,14 @@
       <w:r>
         <w:t xml:space="preserve">$$
     \begin{aligned}
-    \operatorname{Cov}\mathopen{}\left(\hat{\theta}, \ell'\right)\mathclose{}
-    &amp;= \operatorname{E}\mathopen{}\left[\hat{\theta}\ell'\right]\mathclose{} - \operatorname{E}\mathopen{}\left[\hat{\theta}\right]\mathclose{}\,\operatorname{E}\mathopen{}\left[\ell'\right]\mathclose{}
+    {\operatorname{Cov}\mathopen{}\left(\hat{\theta}, \ell'\right)\mathclose{}}
+    &amp;= {\operatorname{E}\mathopen{}\left[\hat{\theta}\ell'\right]\mathclose{}} - {\operatorname{E}\mathopen{}\left[\hat{\theta}\right]\mathclose{}}\,{\operatorname{E}\mathopen{}\left[\ell'\right]\mathclose{}}
     &amp;&amp; \text{(definition of covariance)}\\
-    &amp;= \operatorname{E}\mathopen{}\left[\hat{\theta}\ell'\right]\mathclose{} - \operatorname{E}\mathopen{}\left[\hat{\theta}\right]\mathclose{} \cdot 0
+    &amp;= {\operatorname{E}\mathopen{}\left[\hat{\theta}\ell'\right]\mathclose{}} - {\operatorname{E}\mathopen{}\left[\hat{\theta}\right]\mathclose{}} \cdot 0
     &amp;&amp; \text{(the score has mean zero)}\\
-    &amp;= \operatorname{E}\mathopen{}\left[\hat{\theta}\ell'\right]\mathclose{} - 0
+    &amp;= {\operatorname{E}\mathopen{}\left[\hat{\theta}\ell'\right]\mathclose{}} - 0
     &amp;&amp; \text{($b \cdot 0 = 0$)}\\
-    &amp;= \operatorname{E}\mathopen{}\left[\hat{\theta}\ell'\right]\mathclose{}
+    &amp;= {\operatorname{E}\mathopen{}\left[\hat{\theta}\ell'\right]\mathclose{}}
     &amp;&amp; \text{($a - 0 = a$)}\\
     &amp;= \int \hat{\theta}(\mathord{\smash[b]{\underset{\raise.3ex\hbox{$\scriptstyle\sim$}}{x}}\vphantom{x}}) \, \ell'(\mathord{\smash[b]{\underset{\raise.3ex\hbox{$\scriptstyle\sim$}}{x}}\vphantom{x}}\mid \theta) \, \operatorname{p}(\mathord{\smash[b]{\underset{\raise.3ex\hbox{$\scriptstyle\sim$}}{x}}\vphantom{x}}\mid \theta) \, d\mathord{\smash[b]{\underset{\raise.3ex\hbox{$\scriptstyle\sim$}}{x}}\vphantom{x}}
     &amp;&amp; \text{(definition of expectation)}\\
@@ -7159,7 +7159,7 @@
     &amp;&amp; \text{(derivative of a log density)}\\
     &amp;= \frac{\partial}{\partial \theta} \int \hat{\theta}(\mathord{\smash[b]{\underset{\raise.3ex\hbox{$\scriptstyle\sim$}}{x}}\vphantom{x}}) \, \operatorname{p}(\mathord{\smash[b]{\underset{\raise.3ex\hbox{$\scriptstyle\sim$}}{x}}\vphantom{x}}\mid \theta) \, d\mathord{\smash[b]{\underset{\raise.3ex\hbox{$\scriptstyle\sim$}}{x}}\vphantom{x}}
     &amp;&amp; \text{(exchange derivative and integral)}\\
-    &amp;= \frac{\partial}{\partial \theta} \operatorname{E}\mathopen{}\left[\hat{\theta}\right]\mathclose{}
+    &amp;= \frac{\partial}{\partial \theta} {\operatorname{E}\mathopen{}\left[\hat{\theta}\right]\mathclose{}}
     &amp;&amp; \text{(definition of expectation)}\\
     &amp;= \frac{\partial}{\partial \theta} \theta
     &amp;&amp; \text{($\hat{\theta}$ is unbiased)}\\
@@ -7251,7 +7251,7 @@
       <w:bookmarkStart w:id="48" w:name="eq-cov-estimator-score"/>
       <w:r>
         <w:t xml:space="preserve">$$
-    \operatorname{Cov}\mathopen{}\left(\hat{\theta}, \ell'(\mathord{\smash[b]{\underset{\raise.3ex\hbox{$\scriptstyle\sim$}}{X}}\vphantom{X}}\mid \theta)\right)\mathclose{} = 1
+    {\operatorname{Cov}\mathopen{}\left(\hat{\theta}, \ell'(\mathord{\smash[b]{\underset{\raise.3ex\hbox{$\scriptstyle\sim$}}{X}}\vphantom{X}}\mid \theta)\right)\mathclose{}} = 1
      \qquad(4)$$</w:t>
       </w:r>
       <w:bookmarkEnd w:id="48"/>
